--- a/public/SAMIA_FINAL_CV.docx
+++ b/public/SAMIA_FINAL_CV.docx
@@ -4,440 +4,893 @@
   <w:body>
     <w:p>
       <w:pPr>
-        <w:spacing w:after="60" w:line="240" w:lineRule="auto"/>
-      </w:pPr>
-      <w:r>
+        <w:rPr>
+          <w:rFonts w:ascii="Calibri" w:hAnsi="Calibri" w:cs="Calibri"/>
+          <w:b/>
+          <w:sz w:val="28"/>
+        </w:rPr>
+      </w:pPr>
+      <w:r>
+        <w:rPr>
+          <w:rFonts w:ascii="Calibri" w:hAnsi="Calibri" w:cs="Calibri"/>
+          <w:b/>
+          <w:sz w:val="28"/>
+        </w:rPr>
         <w:t>CURRICULUM VITAE</w:t>
       </w:r>
     </w:p>
     <w:p>
       <w:pPr>
-        <w:spacing w:after="60" w:line="240" w:lineRule="auto"/>
-      </w:pPr>
-      <w:r>
+        <w:spacing w:after="120"/>
+        <w:rPr>
+          <w:rFonts w:ascii="Calibri" w:hAnsi="Calibri" w:cs="Calibri"/>
+        </w:rPr>
+      </w:pPr>
+      <w:r>
+        <w:rPr>
+          <w:rFonts w:ascii="Calibri" w:hAnsi="Calibri" w:cs="Calibri"/>
+        </w:rPr>
         <w:t>Name: Samia Adam Hamad</w:t>
       </w:r>
     </w:p>
     <w:p>
       <w:pPr>
-        <w:spacing w:after="60" w:line="240" w:lineRule="auto"/>
-      </w:pPr>
-      <w:r>
+        <w:spacing w:after="120"/>
+        <w:rPr>
+          <w:rFonts w:ascii="Calibri" w:hAnsi="Calibri" w:cs="Calibri"/>
+        </w:rPr>
+      </w:pPr>
+      <w:r>
+        <w:rPr>
+          <w:rFonts w:ascii="Calibri" w:hAnsi="Calibri" w:cs="Calibri"/>
+        </w:rPr>
         <w:t>Email: hamadsamia37@icloud.com</w:t>
       </w:r>
     </w:p>
     <w:p>
       <w:pPr>
-        <w:spacing w:after="60" w:line="240" w:lineRule="auto"/>
-      </w:pPr>
-      <w:r>
+        <w:spacing w:after="120"/>
+        <w:rPr>
+          <w:rFonts w:ascii="Calibri" w:hAnsi="Calibri" w:cs="Calibri"/>
+        </w:rPr>
+      </w:pPr>
+      <w:r>
+        <w:rPr>
+          <w:rFonts w:ascii="Calibri" w:hAnsi="Calibri" w:cs="Calibri"/>
+        </w:rPr>
         <w:t>Phone: +255 714065166</w:t>
       </w:r>
     </w:p>
     <w:p>
       <w:pPr>
-        <w:spacing w:after="60" w:line="240" w:lineRule="auto"/>
-      </w:pPr>
-      <w:r>
+        <w:spacing w:after="120"/>
+        <w:rPr>
+          <w:rFonts w:ascii="Calibri" w:hAnsi="Calibri" w:cs="Calibri"/>
+        </w:rPr>
+      </w:pPr>
+      <w:r>
+        <w:rPr>
+          <w:rFonts w:ascii="Calibri" w:hAnsi="Calibri" w:cs="Calibri"/>
+        </w:rPr>
         <w:t>Location: Dar es Salaam, Tanzania</w:t>
       </w:r>
     </w:p>
     <w:p>
       <w:pPr>
-        <w:spacing w:after="60" w:line="240" w:lineRule="auto"/>
-      </w:pPr>
-      <w:r>
+        <w:spacing w:after="120"/>
+        <w:rPr>
+          <w:rFonts w:ascii="Calibri" w:hAnsi="Calibri" w:cs="Calibri"/>
+        </w:rPr>
+      </w:pPr>
+      <w:r>
+        <w:rPr>
+          <w:rFonts w:ascii="Calibri" w:hAnsi="Calibri" w:cs="Calibri"/>
+        </w:rPr>
         <w:t>GitHub: github.com/Samiahamad37</w:t>
       </w:r>
     </w:p>
     <w:p>
       <w:pPr>
-        <w:spacing w:after="60" w:line="240" w:lineRule="auto"/>
-      </w:pPr>
-      <w:r>
+        <w:spacing w:after="120"/>
+        <w:rPr>
+          <w:rFonts w:ascii="Calibri" w:hAnsi="Calibri" w:cs="Calibri"/>
+        </w:rPr>
+      </w:pPr>
+      <w:r>
+        <w:rPr>
+          <w:rFonts w:ascii="Calibri" w:hAnsi="Calibri" w:cs="Calibri"/>
+        </w:rPr>
         <w:t>Portfolio: github.com/Samiahamad37/my-portfolio</w:t>
       </w:r>
     </w:p>
     <w:p>
       <w:pPr>
-        <w:spacing w:after="60" w:line="240" w:lineRule="auto"/>
-      </w:pPr>
-    </w:p>
-    <w:p>
-      <w:pPr>
-        <w:spacing w:after="60" w:line="240" w:lineRule="auto"/>
-      </w:pPr>
-      <w:r>
+        <w:spacing w:before="240" w:after="80"/>
+        <w:rPr>
+          <w:rFonts w:ascii="Calibri" w:hAnsi="Calibri" w:cs="Calibri"/>
+          <w:b/>
+          <w:sz w:val="24"/>
+        </w:rPr>
+      </w:pPr>
+      <w:r>
+        <w:rPr>
+          <w:rFonts w:ascii="Calibri" w:hAnsi="Calibri" w:cs="Calibri"/>
+          <w:b/>
+          <w:sz w:val="24"/>
+        </w:rPr>
         <w:t>PROFESSIONAL SUMMARY</w:t>
       </w:r>
     </w:p>
     <w:p>
       <w:pPr>
-        <w:spacing w:after="60" w:line="240" w:lineRule="auto"/>
-      </w:pPr>
-      <w:r>
+        <w:spacing w:before="240" w:after="120"/>
+        <w:rPr>
+          <w:rFonts w:ascii="Calibri" w:hAnsi="Calibri" w:cs="Calibri"/>
+        </w:rPr>
+      </w:pPr>
+      <w:r>
+        <w:rPr>
+          <w:rFonts w:ascii="Calibri" w:hAnsi="Calibri" w:cs="Calibri"/>
+        </w:rPr>
         <w:t>Full-Stack Developer with experience building web applications, APIs, AI-powered platforms, and data-driven systems. Skilled in Django, Next.js, Node.js, Go, Flutter, and databases such as PostgreSQL and MySQL. Passionate about solving real-world problems through clean architecture and production-ready software.</w:t>
       </w:r>
     </w:p>
     <w:p>
       <w:pPr>
-        <w:spacing w:after="60" w:line="240" w:lineRule="auto"/>
-      </w:pPr>
-    </w:p>
-    <w:p>
-      <w:pPr>
-        <w:spacing w:after="60" w:line="240" w:lineRule="auto"/>
-      </w:pPr>
-      <w:r>
+        <w:spacing w:before="240" w:after="80"/>
+        <w:rPr>
+          <w:rFonts w:ascii="Calibri" w:hAnsi="Calibri" w:cs="Calibri"/>
+          <w:b/>
+          <w:sz w:val="24"/>
+        </w:rPr>
+      </w:pPr>
+      <w:r>
+        <w:rPr>
+          <w:rFonts w:ascii="Calibri" w:hAnsi="Calibri" w:cs="Calibri"/>
+          <w:b/>
+          <w:sz w:val="24"/>
+        </w:rPr>
         <w:t>TECHNICAL SKILLS</w:t>
       </w:r>
     </w:p>
     <w:p>
       <w:pPr>
-        <w:spacing w:after="60" w:line="240" w:lineRule="auto"/>
-      </w:pPr>
-      <w:r>
+        <w:spacing w:before="240" w:after="120"/>
+        <w:rPr>
+          <w:rFonts w:ascii="Calibri" w:hAnsi="Calibri" w:cs="Calibri"/>
+        </w:rPr>
+      </w:pPr>
+      <w:r>
+        <w:rPr>
+          <w:rFonts w:ascii="Calibri" w:hAnsi="Calibri" w:cs="Calibri"/>
+        </w:rPr>
         <w:t>Backend: Django, DRF, PHP, Node.js, Go, REST APIs</w:t>
       </w:r>
     </w:p>
     <w:p>
       <w:pPr>
-        <w:spacing w:after="60" w:line="240" w:lineRule="auto"/>
-      </w:pPr>
-      <w:r>
+        <w:spacing w:before="240" w:after="120"/>
+        <w:rPr>
+          <w:rFonts w:ascii="Calibri" w:hAnsi="Calibri" w:cs="Calibri"/>
+        </w:rPr>
+      </w:pPr>
+      <w:r>
+        <w:rPr>
+          <w:rFonts w:ascii="Calibri" w:hAnsi="Calibri" w:cs="Calibri"/>
+        </w:rPr>
         <w:t>Frontend: React, Next.js, HTML, CSS, JavaScript, Tailwind CSS</w:t>
       </w:r>
     </w:p>
     <w:p>
       <w:pPr>
-        <w:spacing w:after="60" w:line="240" w:lineRule="auto"/>
-      </w:pPr>
-      <w:r>
+        <w:spacing w:before="240" w:after="120"/>
+        <w:rPr>
+          <w:rFonts w:ascii="Calibri" w:hAnsi="Calibri" w:cs="Calibri"/>
+        </w:rPr>
+      </w:pPr>
+      <w:r>
+        <w:rPr>
+          <w:rFonts w:ascii="Calibri" w:hAnsi="Calibri" w:cs="Calibri"/>
+        </w:rPr>
         <w:t>Mobile: Flutter (Dart)</w:t>
       </w:r>
     </w:p>
     <w:p>
       <w:pPr>
-        <w:spacing w:after="60" w:line="240" w:lineRule="auto"/>
-      </w:pPr>
-      <w:r>
+        <w:spacing w:before="240" w:after="120"/>
+        <w:rPr>
+          <w:rFonts w:ascii="Calibri" w:hAnsi="Calibri" w:cs="Calibri"/>
+        </w:rPr>
+      </w:pPr>
+      <w:r>
+        <w:rPr>
+          <w:rFonts w:ascii="Calibri" w:hAnsi="Calibri" w:cs="Calibri"/>
+        </w:rPr>
         <w:t>Databases &amp; Data: PostgreSQL, MySQL, InfluxDB, Data Pipelines, API Integration</w:t>
       </w:r>
     </w:p>
     <w:p>
       <w:pPr>
-        <w:spacing w:after="60" w:line="240" w:lineRule="auto"/>
-      </w:pPr>
-      <w:r>
+        <w:spacing w:before="240" w:after="120"/>
+        <w:rPr>
+          <w:rFonts w:ascii="Calibri" w:hAnsi="Calibri" w:cs="Calibri"/>
+        </w:rPr>
+      </w:pPr>
+      <w:r>
+        <w:rPr>
+          <w:rFonts w:ascii="Calibri" w:hAnsi="Calibri" w:cs="Calibri"/>
+        </w:rPr>
         <w:t>Tools &amp; Other: Git, Docker, Project Management</w:t>
       </w:r>
     </w:p>
     <w:p>
       <w:pPr>
-        <w:spacing w:after="60" w:line="240" w:lineRule="auto"/>
-      </w:pPr>
-    </w:p>
-    <w:p>
-      <w:pPr>
-        <w:spacing w:after="60" w:line="240" w:lineRule="auto"/>
-      </w:pPr>
-      <w:r>
+        <w:spacing w:before="240" w:after="80"/>
+        <w:rPr>
+          <w:rFonts w:ascii="Calibri" w:hAnsi="Calibri" w:cs="Calibri"/>
+          <w:b/>
+          <w:sz w:val="24"/>
+        </w:rPr>
+      </w:pPr>
+      <w:r>
+        <w:rPr>
+          <w:rFonts w:ascii="Calibri" w:hAnsi="Calibri" w:cs="Calibri"/>
+          <w:b/>
+          <w:sz w:val="24"/>
+        </w:rPr>
         <w:t>PROJECTS</w:t>
       </w:r>
     </w:p>
     <w:p>
       <w:pPr>
-        <w:spacing w:after="60" w:line="240" w:lineRule="auto"/>
-      </w:pPr>
-      <w:r>
+        <w:spacing w:before="120" w:after="40"/>
+        <w:rPr>
+          <w:rFonts w:ascii="Calibri" w:hAnsi="Calibri" w:cs="Calibri"/>
+          <w:b/>
+        </w:rPr>
+      </w:pPr>
+      <w:r>
+        <w:rPr>
+          <w:rFonts w:ascii="Calibri" w:hAnsi="Calibri" w:cs="Calibri"/>
+          <w:b/>
+        </w:rPr>
         <w:t>Air Quality Monitoring System</w:t>
       </w:r>
     </w:p>
     <w:p>
       <w:pPr>
-        <w:spacing w:after="60" w:line="240" w:lineRule="auto"/>
-      </w:pPr>
-      <w:r>
+        <w:spacing w:before="120" w:after="120"/>
+        <w:rPr>
+          <w:rFonts w:ascii="Calibri" w:hAnsi="Calibri" w:cs="Calibri"/>
+        </w:rPr>
+      </w:pPr>
+      <w:r>
+        <w:rPr>
+          <w:rFonts w:ascii="Calibri" w:hAnsi="Calibri" w:cs="Calibri"/>
+        </w:rPr>
         <w:t>- IoT platform for real-time air quality tracking in Dar es Salaam</w:t>
       </w:r>
     </w:p>
     <w:p>
       <w:pPr>
-        <w:spacing w:after="60" w:line="240" w:lineRule="auto"/>
-      </w:pPr>
-      <w:r>
+        <w:spacing w:before="120" w:after="120"/>
+        <w:rPr>
+          <w:rFonts w:ascii="Calibri" w:hAnsi="Calibri" w:cs="Calibri"/>
+        </w:rPr>
+      </w:pPr>
+      <w:r>
+        <w:rPr>
+          <w:rFonts w:ascii="Calibri" w:hAnsi="Calibri" w:cs="Calibri"/>
+        </w:rPr>
         <w:t>- Built REST APIs, sensor data pipelines, and live analytics dashboards</w:t>
       </w:r>
     </w:p>
     <w:p>
       <w:pPr>
-        <w:spacing w:after="60" w:line="240" w:lineRule="auto"/>
-      </w:pPr>
-      <w:r>
+        <w:spacing w:before="120" w:after="120"/>
+        <w:rPr>
+          <w:rFonts w:ascii="Calibri" w:hAnsi="Calibri" w:cs="Calibri"/>
+        </w:rPr>
+      </w:pPr>
+      <w:r>
+        <w:rPr>
+          <w:rFonts w:ascii="Calibri" w:hAnsi="Calibri" w:cs="Calibri"/>
+        </w:rPr>
         <w:t>- Live: airquality.tlms.live</w:t>
       </w:r>
     </w:p>
     <w:p>
       <w:pPr>
-        <w:spacing w:after="60" w:line="240" w:lineRule="auto"/>
-      </w:pPr>
-      <w:r>
+        <w:spacing w:before="120" w:after="40"/>
+        <w:rPr>
+          <w:rFonts w:ascii="Calibri" w:hAnsi="Calibri" w:cs="Calibri"/>
+          <w:b/>
+        </w:rPr>
+      </w:pPr>
+      <w:r>
+        <w:rPr>
+          <w:rFonts w:ascii="Calibri" w:hAnsi="Calibri" w:cs="Calibri"/>
+          <w:b/>
+        </w:rPr>
+        <w:t>ResQ - Emergency Response</w:t>
+      </w:r>
+    </w:p>
+    <w:p>
+      <w:pPr>
+        <w:spacing w:before="120" w:after="120"/>
+        <w:rPr>
+          <w:rFonts w:ascii="Calibri" w:hAnsi="Calibri" w:cs="Calibri"/>
+        </w:rPr>
+      </w:pPr>
+      <w:r>
+        <w:rPr>
+          <w:rFonts w:ascii="Calibri" w:hAnsi="Calibri" w:cs="Calibri"/>
+        </w:rPr>
+        <w:t>- Emergency coordination platform for incident reporting and live dispatch</w:t>
+      </w:r>
+    </w:p>
+    <w:p>
+      <w:pPr>
+        <w:spacing w:before="120" w:after="120"/>
+        <w:rPr>
+          <w:rFonts w:ascii="Calibri" w:hAnsi="Calibri" w:cs="Calibri"/>
+        </w:rPr>
+      </w:pPr>
+      <w:r>
+        <w:rPr>
+          <w:rFonts w:ascii="Calibri" w:hAnsi="Calibri" w:cs="Calibri"/>
+        </w:rPr>
+        <w:t>- Built with Next.js and TypeScript</w:t>
+      </w:r>
+    </w:p>
+    <w:p>
+      <w:pPr>
+        <w:spacing w:before="120" w:after="120"/>
+        <w:rPr>
+          <w:rFonts w:ascii="Calibri" w:hAnsi="Calibri" w:cs="Calibri"/>
+        </w:rPr>
+      </w:pPr>
+      <w:r>
+        <w:rPr>
+          <w:rFonts w:ascii="Calibri" w:hAnsi="Calibri" w:cs="Calibri"/>
+        </w:rPr>
+        <w:t>- Live: frontend-six-plum-67.vercel.app | GitHub: Samiahamad37/Rescue</w:t>
+      </w:r>
+    </w:p>
+    <w:p>
+      <w:pPr>
+        <w:spacing w:before="120" w:after="40"/>
+        <w:rPr>
+          <w:rFonts w:ascii="Calibri" w:hAnsi="Calibri" w:cs="Calibri"/>
+          <w:b/>
+        </w:rPr>
+      </w:pPr>
+      <w:r>
+        <w:rPr>
+          <w:rFonts w:ascii="Calibri" w:hAnsi="Calibri" w:cs="Calibri"/>
+          <w:b/>
+        </w:rPr>
         <w:t>TruthGuard AI</w:t>
       </w:r>
     </w:p>
     <w:p>
       <w:pPr>
-        <w:spacing w:after="60" w:line="240" w:lineRule="auto"/>
-      </w:pPr>
-      <w:r>
+        <w:spacing w:before="120" w:after="120"/>
+        <w:rPr>
+          <w:rFonts w:ascii="Calibri" w:hAnsi="Calibri" w:cs="Calibri"/>
+        </w:rPr>
+      </w:pPr>
+      <w:r>
+        <w:rPr>
+          <w:rFonts w:ascii="Calibri" w:hAnsi="Calibri" w:cs="Calibri"/>
+        </w:rPr>
         <w:t>- AI-powered misinformation detection platform for text, URLs, and media</w:t>
       </w:r>
     </w:p>
     <w:p>
       <w:pPr>
-        <w:spacing w:after="60" w:line="240" w:lineRule="auto"/>
-      </w:pPr>
-      <w:r>
+        <w:spacing w:before="120" w:after="120"/>
+        <w:rPr>
+          <w:rFonts w:ascii="Calibri" w:hAnsi="Calibri" w:cs="Calibri"/>
+        </w:rPr>
+      </w:pPr>
+      <w:r>
+        <w:rPr>
+          <w:rFonts w:ascii="Calibri" w:hAnsi="Calibri" w:cs="Calibri"/>
+        </w:rPr>
         <w:t>- Built with Next.js, TypeScript, PostgreSQL, and Prisma</w:t>
       </w:r>
     </w:p>
     <w:p>
       <w:pPr>
-        <w:spacing w:after="60" w:line="240" w:lineRule="auto"/>
-      </w:pPr>
-      <w:r>
+        <w:spacing w:before="120" w:after="120"/>
+        <w:rPr>
+          <w:rFonts w:ascii="Calibri" w:hAnsi="Calibri" w:cs="Calibri"/>
+        </w:rPr>
+      </w:pPr>
+      <w:r>
+        <w:rPr>
+          <w:rFonts w:ascii="Calibri" w:hAnsi="Calibri" w:cs="Calibri"/>
+        </w:rPr>
         <w:t>- Live: truthguard-ai-gamma.vercel.app | GitHub: Samiahamad37/Truthguard-AI</w:t>
       </w:r>
     </w:p>
     <w:p>
       <w:pPr>
-        <w:spacing w:after="60" w:line="240" w:lineRule="auto"/>
-      </w:pPr>
-      <w:r>
+        <w:spacing w:before="120" w:after="40"/>
+        <w:rPr>
+          <w:rFonts w:ascii="Calibri" w:hAnsi="Calibri" w:cs="Calibri"/>
+          <w:b/>
+        </w:rPr>
+      </w:pPr>
+      <w:r>
+        <w:rPr>
+          <w:rFonts w:ascii="Calibri" w:hAnsi="Calibri" w:cs="Calibri"/>
+          <w:b/>
+        </w:rPr>
         <w:t>CyberGuard AI Platform</w:t>
       </w:r>
     </w:p>
     <w:p>
       <w:pPr>
-        <w:spacing w:after="60" w:line="240" w:lineRule="auto"/>
-      </w:pPr>
-      <w:r>
+        <w:spacing w:before="120" w:after="120"/>
+        <w:rPr>
+          <w:rFonts w:ascii="Calibri" w:hAnsi="Calibri" w:cs="Calibri"/>
+        </w:rPr>
+      </w:pPr>
+      <w:r>
+        <w:rPr>
+          <w:rFonts w:ascii="Calibri" w:hAnsi="Calibri" w:cs="Calibri"/>
+        </w:rPr>
         <w:t>- AI-driven cybersecurity platform for threat detection and security monitoring</w:t>
       </w:r>
     </w:p>
     <w:p>
       <w:pPr>
-        <w:spacing w:after="60" w:line="240" w:lineRule="auto"/>
-      </w:pPr>
-      <w:r>
+        <w:spacing w:before="120" w:after="120"/>
+        <w:rPr>
+          <w:rFonts w:ascii="Calibri" w:hAnsi="Calibri" w:cs="Calibri"/>
+        </w:rPr>
+      </w:pPr>
+      <w:r>
+        <w:rPr>
+          <w:rFonts w:ascii="Calibri" w:hAnsi="Calibri" w:cs="Calibri"/>
+        </w:rPr>
         <w:t>- Built with Next.js, TypeScript, AI, and PostgreSQL</w:t>
       </w:r>
     </w:p>
     <w:p>
       <w:pPr>
-        <w:spacing w:after="60" w:line="240" w:lineRule="auto"/>
-      </w:pPr>
-      <w:r>
+        <w:spacing w:before="120" w:after="120"/>
+        <w:rPr>
+          <w:rFonts w:ascii="Calibri" w:hAnsi="Calibri" w:cs="Calibri"/>
+        </w:rPr>
+      </w:pPr>
+      <w:r>
+        <w:rPr>
+          <w:rFonts w:ascii="Calibri" w:hAnsi="Calibri" w:cs="Calibri"/>
+        </w:rPr>
         <w:t>- Live: cyberguard-platform-fw6zcr49b-samiahamad37s-projects.vercel.app</w:t>
       </w:r>
     </w:p>
     <w:p>
       <w:pPr>
-        <w:spacing w:after="60" w:line="240" w:lineRule="auto"/>
-      </w:pPr>
-      <w:r>
+        <w:spacing w:before="120" w:after="40"/>
+        <w:rPr>
+          <w:rFonts w:ascii="Calibri" w:hAnsi="Calibri" w:cs="Calibri"/>
+          <w:b/>
+        </w:rPr>
+      </w:pPr>
+      <w:r>
+        <w:rPr>
+          <w:rFonts w:ascii="Calibri" w:hAnsi="Calibri" w:cs="Calibri"/>
+          <w:b/>
+        </w:rPr>
         <w:t>Kinfolk (Family Tree Platform)</w:t>
       </w:r>
     </w:p>
     <w:p>
       <w:pPr>
-        <w:spacing w:after="60" w:line="240" w:lineRule="auto"/>
-      </w:pPr>
-      <w:r>
+        <w:spacing w:before="120" w:after="120"/>
+        <w:rPr>
+          <w:rFonts w:ascii="Calibri" w:hAnsi="Calibri" w:cs="Calibri"/>
+        </w:rPr>
+      </w:pPr>
+      <w:r>
+        <w:rPr>
+          <w:rFonts w:ascii="Calibri" w:hAnsi="Calibri" w:cs="Calibri"/>
+        </w:rPr>
         <w:t>- Full-stack genealogy app for interactive family trees, photos, stories, and documents</w:t>
       </w:r>
     </w:p>
     <w:p>
       <w:pPr>
-        <w:spacing w:after="60" w:line="240" w:lineRule="auto"/>
-      </w:pPr>
-      <w:r>
+        <w:spacing w:before="120" w:after="120"/>
+        <w:rPr>
+          <w:rFonts w:ascii="Calibri" w:hAnsi="Calibri" w:cs="Calibri"/>
+        </w:rPr>
+      </w:pPr>
+      <w:r>
+        <w:rPr>
+          <w:rFonts w:ascii="Calibri" w:hAnsi="Calibri" w:cs="Calibri"/>
+        </w:rPr>
         <w:t>- Built with Next.js, TypeScript, Prisma, and PostgreSQL</w:t>
       </w:r>
     </w:p>
     <w:p>
       <w:pPr>
-        <w:spacing w:after="60" w:line="240" w:lineRule="auto"/>
-      </w:pPr>
-      <w:r>
+        <w:spacing w:before="120" w:after="120"/>
+        <w:rPr>
+          <w:rFonts w:ascii="Calibri" w:hAnsi="Calibri" w:cs="Calibri"/>
+        </w:rPr>
+      </w:pPr>
+      <w:r>
+        <w:rPr>
+          <w:rFonts w:ascii="Calibri" w:hAnsi="Calibri" w:cs="Calibri"/>
+        </w:rPr>
         <w:t>- Live: kinfolk-five.vercel.app | GitHub: Samiahamad37/Kinfolk</w:t>
       </w:r>
     </w:p>
     <w:p>
       <w:pPr>
-        <w:spacing w:after="60" w:line="240" w:lineRule="auto"/>
-      </w:pPr>
-      <w:r>
+        <w:spacing w:before="120" w:after="40"/>
+        <w:rPr>
+          <w:rFonts w:ascii="Calibri" w:hAnsi="Calibri" w:cs="Calibri"/>
+          <w:b/>
+        </w:rPr>
+      </w:pPr>
+      <w:r>
+        <w:rPr>
+          <w:rFonts w:ascii="Calibri" w:hAnsi="Calibri" w:cs="Calibri"/>
+          <w:b/>
+        </w:rPr>
         <w:t>Task Manager System (Django)</w:t>
       </w:r>
     </w:p>
     <w:p>
       <w:pPr>
-        <w:spacing w:after="60" w:line="240" w:lineRule="auto"/>
-      </w:pPr>
-      <w:r>
+        <w:spacing w:before="120" w:after="120"/>
+        <w:rPr>
+          <w:rFonts w:ascii="Calibri" w:hAnsi="Calibri" w:cs="Calibri"/>
+        </w:rPr>
+      </w:pPr>
+      <w:r>
+        <w:rPr>
+          <w:rFonts w:ascii="Calibri" w:hAnsi="Calibri" w:cs="Calibri"/>
+        </w:rPr>
         <w:t>- Task management app with authentication, CRUD operations, and PostgreSQL</w:t>
       </w:r>
     </w:p>
     <w:p>
       <w:pPr>
-        <w:spacing w:after="60" w:line="240" w:lineRule="auto"/>
-      </w:pPr>
-      <w:r>
+        <w:spacing w:before="120" w:after="120"/>
+        <w:rPr>
+          <w:rFonts w:ascii="Calibri" w:hAnsi="Calibri" w:cs="Calibri"/>
+        </w:rPr>
+      </w:pPr>
+      <w:r>
+        <w:rPr>
+          <w:rFonts w:ascii="Calibri" w:hAnsi="Calibri" w:cs="Calibri"/>
+        </w:rPr>
         <w:t>- GitHub: Samiahamad37/task-manager</w:t>
       </w:r>
     </w:p>
     <w:p>
       <w:pPr>
-        <w:spacing w:after="60" w:line="240" w:lineRule="auto"/>
-      </w:pPr>
-      <w:r>
+        <w:spacing w:before="120" w:after="40"/>
+        <w:rPr>
+          <w:rFonts w:ascii="Calibri" w:hAnsi="Calibri" w:cs="Calibri"/>
+          <w:b/>
+        </w:rPr>
+      </w:pPr>
+      <w:r>
+        <w:rPr>
+          <w:rFonts w:ascii="Calibri" w:hAnsi="Calibri" w:cs="Calibri"/>
+          <w:b/>
+        </w:rPr>
         <w:t>Hostel Management System</w:t>
       </w:r>
     </w:p>
     <w:p>
       <w:pPr>
-        <w:spacing w:after="60" w:line="240" w:lineRule="auto"/>
-      </w:pPr>
-      <w:r>
+        <w:spacing w:before="120" w:after="120"/>
+        <w:rPr>
+          <w:rFonts w:ascii="Calibri" w:hAnsi="Calibri" w:cs="Calibri"/>
+        </w:rPr>
+      </w:pPr>
+      <w:r>
+        <w:rPr>
+          <w:rFonts w:ascii="Calibri" w:hAnsi="Calibri" w:cs="Calibri"/>
+        </w:rPr>
         <w:t>- PHP/MySQL system for room allocation, tenant records, and fee tracking</w:t>
       </w:r>
     </w:p>
     <w:p>
       <w:pPr>
-        <w:spacing w:after="60" w:line="240" w:lineRule="auto"/>
-      </w:pPr>
-      <w:r>
+        <w:spacing w:before="120" w:after="120"/>
+        <w:rPr>
+          <w:rFonts w:ascii="Calibri" w:hAnsi="Calibri" w:cs="Calibri"/>
+        </w:rPr>
+      </w:pPr>
+      <w:r>
+        <w:rPr>
+          <w:rFonts w:ascii="Calibri" w:hAnsi="Calibri" w:cs="Calibri"/>
+        </w:rPr>
         <w:t>- GitHub: Samiahamad37/Hostel-management-system</w:t>
       </w:r>
     </w:p>
     <w:p>
       <w:pPr>
-        <w:spacing w:after="60" w:line="240" w:lineRule="auto"/>
-      </w:pPr>
-      <w:r>
+        <w:spacing w:before="120" w:after="40"/>
+        <w:rPr>
+          <w:rFonts w:ascii="Calibri" w:hAnsi="Calibri" w:cs="Calibri"/>
+          <w:b/>
+        </w:rPr>
+      </w:pPr>
+      <w:r>
+        <w:rPr>
+          <w:rFonts w:ascii="Calibri" w:hAnsi="Calibri" w:cs="Calibri"/>
+          <w:b/>
+        </w:rPr>
         <w:t>Budget Tracker</w:t>
       </w:r>
     </w:p>
     <w:p>
       <w:pPr>
-        <w:spacing w:after="60" w:line="240" w:lineRule="auto"/>
-      </w:pPr>
-      <w:r>
+        <w:spacing w:before="120" w:after="120"/>
+        <w:rPr>
+          <w:rFonts w:ascii="Calibri" w:hAnsi="Calibri" w:cs="Calibri"/>
+        </w:rPr>
+      </w:pPr>
+      <w:r>
+        <w:rPr>
+          <w:rFonts w:ascii="Calibri" w:hAnsi="Calibri" w:cs="Calibri"/>
+        </w:rPr>
         <w:t>- Personal finance app for tracking income, expenses, and savings</w:t>
       </w:r>
     </w:p>
     <w:p>
       <w:pPr>
-        <w:spacing w:after="60" w:line="240" w:lineRule="auto"/>
-      </w:pPr>
-      <w:r>
+        <w:spacing w:before="120" w:after="120"/>
+        <w:rPr>
+          <w:rFonts w:ascii="Calibri" w:hAnsi="Calibri" w:cs="Calibri"/>
+        </w:rPr>
+      </w:pPr>
+      <w:r>
+        <w:rPr>
+          <w:rFonts w:ascii="Calibri" w:hAnsi="Calibri" w:cs="Calibri"/>
+        </w:rPr>
         <w:t>- GitHub: Samiahamad37/budget_tracker</w:t>
       </w:r>
     </w:p>
     <w:p>
       <w:pPr>
-        <w:spacing w:after="60" w:line="240" w:lineRule="auto"/>
-      </w:pPr>
-    </w:p>
-    <w:p>
-      <w:pPr>
-        <w:spacing w:after="60" w:line="240" w:lineRule="auto"/>
-      </w:pPr>
-      <w:r>
+        <w:spacing w:before="240" w:after="80"/>
+        <w:rPr>
+          <w:rFonts w:ascii="Calibri" w:hAnsi="Calibri" w:cs="Calibri"/>
+          <w:b/>
+          <w:sz w:val="24"/>
+        </w:rPr>
+      </w:pPr>
+      <w:r>
+        <w:rPr>
+          <w:rFonts w:ascii="Calibri" w:hAnsi="Calibri" w:cs="Calibri"/>
+          <w:b/>
+          <w:sz w:val="24"/>
+        </w:rPr>
         <w:t>CONFERENCES &amp; PROFESSIONAL EXPOSURE</w:t>
       </w:r>
     </w:p>
     <w:p>
       <w:pPr>
-        <w:spacing w:after="60" w:line="240" w:lineRule="auto"/>
-      </w:pPr>
-      <w:r>
-        <w:t>DjangoCon Arusha 2025 — Django best practices, scalable architecture, and the East African Python community</w:t>
-      </w:r>
-    </w:p>
-    <w:p>
-      <w:pPr>
-        <w:spacing w:after="60" w:line="240" w:lineRule="auto"/>
-      </w:pPr>
-      <w:r>
-        <w:t>BIP — Blended Intensive Programme (2026) — International collaboration, cross-cultural teamwork, and agile delivery</w:t>
-      </w:r>
-    </w:p>
-    <w:p>
-      <w:pPr>
-        <w:spacing w:after="60" w:line="240" w:lineRule="auto"/>
-      </w:pPr>
-      <w:r>
-        <w:t>EnhanceMind — Women in AI (2026) — AI trends, ethics, and pathways for women in technology leadership</w:t>
-      </w:r>
-    </w:p>
-    <w:p>
-      <w:pPr>
-        <w:spacing w:after="60" w:line="240" w:lineRule="auto"/>
-      </w:pPr>
-    </w:p>
-    <w:p>
-      <w:pPr>
-        <w:spacing w:after="60" w:line="240" w:lineRule="auto"/>
-      </w:pPr>
-      <w:r>
+        <w:spacing w:before="240" w:after="120"/>
+        <w:rPr>
+          <w:rFonts w:ascii="Calibri" w:hAnsi="Calibri" w:cs="Calibri"/>
+        </w:rPr>
+      </w:pPr>
+      <w:r>
+        <w:rPr>
+          <w:rFonts w:ascii="Calibri" w:hAnsi="Calibri" w:cs="Calibri"/>
+        </w:rPr>
+        <w:t>DjangoCon Arusha 2025 - Django best practices, scalable architecture, and the East African Python community</w:t>
+      </w:r>
+    </w:p>
+    <w:p>
+      <w:pPr>
+        <w:spacing w:before="240" w:after="120"/>
+        <w:rPr>
+          <w:rFonts w:ascii="Calibri" w:hAnsi="Calibri" w:cs="Calibri"/>
+        </w:rPr>
+      </w:pPr>
+      <w:r>
+        <w:rPr>
+          <w:rFonts w:ascii="Calibri" w:hAnsi="Calibri" w:cs="Calibri"/>
+        </w:rPr>
+        <w:t>BIP - Blended Intensive Programme (2026) - International collaboration, cross-cultural teamwork, and agile delivery</w:t>
+      </w:r>
+    </w:p>
+    <w:p>
+      <w:pPr>
+        <w:spacing w:before="240" w:after="120"/>
+        <w:rPr>
+          <w:rFonts w:ascii="Calibri" w:hAnsi="Calibri" w:cs="Calibri"/>
+        </w:rPr>
+      </w:pPr>
+      <w:r>
+        <w:rPr>
+          <w:rFonts w:ascii="Calibri" w:hAnsi="Calibri" w:cs="Calibri"/>
+        </w:rPr>
+        <w:t>EnhanceMind - Women in AI (2026) - AI trends, ethics, and pathways for women in technology leadership</w:t>
+      </w:r>
+    </w:p>
+    <w:p>
+      <w:pPr>
+        <w:spacing w:before="240" w:after="80"/>
+        <w:rPr>
+          <w:rFonts w:ascii="Calibri" w:hAnsi="Calibri" w:cs="Calibri"/>
+          <w:b/>
+          <w:sz w:val="24"/>
+        </w:rPr>
+      </w:pPr>
+      <w:r>
+        <w:rPr>
+          <w:rFonts w:ascii="Calibri" w:hAnsi="Calibri" w:cs="Calibri"/>
+          <w:b/>
+          <w:sz w:val="24"/>
+        </w:rPr>
         <w:t>EDUCATION</w:t>
       </w:r>
     </w:p>
     <w:p>
       <w:pPr>
-        <w:spacing w:after="60" w:line="240" w:lineRule="auto"/>
-      </w:pPr>
-      <w:r>
-        <w:t>BSc Information Systems Management, Ardhi University — Graduated 2026</w:t>
-      </w:r>
-    </w:p>
-    <w:p>
-      <w:pPr>
-        <w:spacing w:after="60" w:line="240" w:lineRule="auto"/>
-      </w:pPr>
-    </w:p>
-    <w:p>
-      <w:pPr>
-        <w:spacing w:after="60" w:line="240" w:lineRule="auto"/>
-      </w:pPr>
-      <w:r>
+        <w:spacing w:before="240" w:after="120"/>
+        <w:rPr>
+          <w:rFonts w:ascii="Calibri" w:hAnsi="Calibri" w:cs="Calibri"/>
+        </w:rPr>
+      </w:pPr>
+      <w:r>
+        <w:rPr>
+          <w:rFonts w:ascii="Calibri" w:hAnsi="Calibri" w:cs="Calibri"/>
+        </w:rPr>
+        <w:t>BSc Information Systems Management, Ardhi University - Graduated 2026</w:t>
+      </w:r>
+    </w:p>
+    <w:p>
+      <w:pPr>
+        <w:spacing w:before="240" w:after="80"/>
+        <w:rPr>
+          <w:rFonts w:ascii="Calibri" w:hAnsi="Calibri" w:cs="Calibri"/>
+          <w:b/>
+          <w:sz w:val="24"/>
+        </w:rPr>
+      </w:pPr>
+      <w:r>
+        <w:rPr>
+          <w:rFonts w:ascii="Calibri" w:hAnsi="Calibri" w:cs="Calibri"/>
+          <w:b/>
+          <w:sz w:val="24"/>
+        </w:rPr>
         <w:t>REFEREES</w:t>
       </w:r>
     </w:p>
     <w:p>
       <w:pPr>
-        <w:spacing w:after="60" w:line="240" w:lineRule="auto"/>
-      </w:pPr>
-      <w:r>
-        <w:t>Available upon request</w:t>
-      </w:r>
-    </w:p>
-    <w:p>
-      <w:pPr>
-        <w:spacing w:after="60" w:line="240" w:lineRule="auto"/>
-      </w:pPr>
-      <w:r>
-        <w:t>1. Dr. Godfrey Luwemba, Ardhi University | godfrey.luwemba@aru.ac.tz | +255 767 598 691</w:t>
-      </w:r>
-    </w:p>
-    <w:p>
-      <w:pPr>
-        <w:spacing w:after="60" w:line="240" w:lineRule="auto"/>
-      </w:pPr>
-      <w:r>
-        <w:t>2. Dr. Eunice Likotiko, Ardhi University | unicedavid@gmail.com | +255 744 170 150</w:t>
+        <w:spacing w:before="240" w:after="120"/>
+        <w:rPr>
+          <w:rFonts w:ascii="Calibri" w:hAnsi="Calibri" w:cs="Calibri"/>
+        </w:rPr>
+      </w:pPr>
+      <w:r>
+        <w:rPr>
+          <w:rFonts w:ascii="Calibri" w:hAnsi="Calibri" w:cs="Calibri"/>
+        </w:rPr>
+        <w:t>1. Dr. Godfrey Luwemba</w:t>
+      </w:r>
+    </w:p>
+    <w:p>
+      <w:pPr>
+        <w:spacing w:before="240" w:after="120"/>
+        <w:rPr>
+          <w:rFonts w:ascii="Calibri" w:hAnsi="Calibri" w:cs="Calibri"/>
+        </w:rPr>
+      </w:pPr>
+      <w:r>
+        <w:rPr>
+          <w:rFonts w:ascii="Calibri" w:hAnsi="Calibri" w:cs="Calibri"/>
+        </w:rPr>
+        <w:t xml:space="preserve">   Ardhi University</w:t>
+      </w:r>
+    </w:p>
+    <w:p>
+      <w:pPr>
+        <w:spacing w:before="240" w:after="120"/>
+        <w:rPr>
+          <w:rFonts w:ascii="Calibri" w:hAnsi="Calibri" w:cs="Calibri"/>
+        </w:rPr>
+      </w:pPr>
+      <w:r>
+        <w:rPr>
+          <w:rFonts w:ascii="Calibri" w:hAnsi="Calibri" w:cs="Calibri"/>
+        </w:rPr>
+        <w:t xml:space="preserve">   godfrey.luwemba@aru.ac.tz</w:t>
+      </w:r>
+    </w:p>
+    <w:p>
+      <w:pPr>
+        <w:spacing w:before="240" w:after="120"/>
+        <w:rPr>
+          <w:rFonts w:ascii="Calibri" w:hAnsi="Calibri" w:cs="Calibri"/>
+        </w:rPr>
+      </w:pPr>
+      <w:r>
+        <w:rPr>
+          <w:rFonts w:ascii="Calibri" w:hAnsi="Calibri" w:cs="Calibri"/>
+        </w:rPr>
+        <w:t xml:space="preserve">   +255 767 598 691</w:t>
+      </w:r>
+    </w:p>
+    <w:p>
+      <w:pPr>
+        <w:spacing w:before="240" w:after="120"/>
+        <w:rPr>
+          <w:rFonts w:ascii="Calibri" w:hAnsi="Calibri" w:cs="Calibri"/>
+        </w:rPr>
+      </w:pPr>
+    </w:p>
+    <w:p>
+      <w:pPr>
+        <w:spacing w:before="240" w:after="120"/>
+        <w:rPr>
+          <w:rFonts w:ascii="Calibri" w:hAnsi="Calibri" w:cs="Calibri"/>
+        </w:rPr>
+      </w:pPr>
+      <w:r>
+        <w:rPr>
+          <w:rFonts w:ascii="Calibri" w:hAnsi="Calibri" w:cs="Calibri"/>
+        </w:rPr>
+        <w:t>2. Dr. Eunice Likotiko</w:t>
+      </w:r>
+    </w:p>
+    <w:p>
+      <w:pPr>
+        <w:spacing w:before="240" w:after="120"/>
+        <w:rPr>
+          <w:rFonts w:ascii="Calibri" w:hAnsi="Calibri" w:cs="Calibri"/>
+        </w:rPr>
+      </w:pPr>
+      <w:r>
+        <w:rPr>
+          <w:rFonts w:ascii="Calibri" w:hAnsi="Calibri" w:cs="Calibri"/>
+        </w:rPr>
+        <w:t xml:space="preserve">   Ardhi University</w:t>
+      </w:r>
+    </w:p>
+    <w:p>
+      <w:pPr>
+        <w:spacing w:before="240" w:after="120"/>
+        <w:rPr>
+          <w:rFonts w:ascii="Calibri" w:hAnsi="Calibri" w:cs="Calibri"/>
+        </w:rPr>
+      </w:pPr>
+      <w:r>
+        <w:rPr>
+          <w:rFonts w:ascii="Calibri" w:hAnsi="Calibri" w:cs="Calibri"/>
+        </w:rPr>
+        <w:t xml:space="preserve">   unicedavid@gmail.com</w:t>
+      </w:r>
+    </w:p>
+    <w:p>
+      <w:pPr>
+        <w:spacing w:before="240" w:after="120"/>
+        <w:rPr>
+          <w:rFonts w:ascii="Calibri" w:hAnsi="Calibri" w:cs="Calibri"/>
+        </w:rPr>
+      </w:pPr>
+      <w:r>
+        <w:rPr>
+          <w:rFonts w:ascii="Calibri" w:hAnsi="Calibri" w:cs="Calibri"/>
+        </w:rPr>
+        <w:t xml:space="preserve">   +255 744 170 150</w:t>
       </w:r>
     </w:p>
     <w:sectPr>
